--- a/Job Hunt 2026/2026-09-16 - Offensive Marketing Group - Video Editor II/Joshua_Chappell_Resume_OMG.docx
+++ b/Job Hunt 2026/2026-09-16 - Offensive Marketing Group - Video Editor II/Joshua_Chappell_Resume_OMG.docx
@@ -31,9 +31,9 @@
           <w:sz w:val="22"/>
           <w:szCs w:val="22"/>
         </w:rPr>
-        <w:t xml:space="preserve">Mesa, AZ  •  480-586-7959  •  </w:t>
-      </w:r>
-      <w:hyperlink w:history="1" r:id="rId4dgv2yfedj0vufihw5wtf">
+        <w:t xml:space="preserve">Mesa, AZ • 480-586-7959 • </w:t>
+      </w:r>
+      <w:hyperlink w:history="1" r:id="rIdzda3suitmk0jbwleuc-it">
         <w:r>
           <w:rPr>
             <w:rFonts w:ascii="Calibri" w:cs="Calibri" w:eastAsia="Calibri" w:hAnsi="Calibri"/>
@@ -49,7 +49,7 @@
       <w:pPr>
         <w:jc w:val="center"/>
       </w:pPr>
-      <w:hyperlink w:history="1" r:id="rId6as8yfiabcjsdeuctfqs5">
+      <w:hyperlink w:history="1" r:id="rIdaf_d9larznwceufbm3dji">
         <w:r>
           <w:rPr>
             <w:rFonts w:ascii="Calibri" w:cs="Calibri" w:eastAsia="Calibri" w:hAnsi="Calibri"/>
@@ -67,9 +67,9 @@
           <w:sz w:val="22"/>
           <w:szCs w:val="22"/>
         </w:rPr>
-        <w:t xml:space="preserve">  •  </w:t>
-      </w:r>
-      <w:hyperlink w:history="1" r:id="rIdxtqixksp77yb7dx28whln">
+        <w:t xml:space="preserve"> • </w:t>
+      </w:r>
+      <w:hyperlink w:history="1" r:id="rIdydzsrjlr28d6sdk1xmiwq">
         <w:r>
           <w:rPr>
             <w:rFonts w:ascii="Calibri" w:cs="Calibri" w:eastAsia="Calibri" w:hAnsi="Calibri"/>
@@ -87,9 +87,9 @@
           <w:sz w:val="22"/>
           <w:szCs w:val="22"/>
         </w:rPr>
-        <w:t xml:space="preserve">  •  </w:t>
-      </w:r>
-      <w:hyperlink w:history="1" r:id="rIddonclyppg7kjnzessevc3">
+        <w:t xml:space="preserve"> • </w:t>
+      </w:r>
+      <w:hyperlink w:history="1" r:id="rIdbvnf0bkdi87x0jxbpnwdi">
         <w:r>
           <w:rPr>
             <w:rFonts w:ascii="Calibri" w:cs="Calibri" w:eastAsia="Calibri" w:hAnsi="Calibri"/>
@@ -170,7 +170,7 @@
           <w:sz w:val="21"/>
           <w:szCs w:val="21"/>
         </w:rPr>
-        <w:t xml:space="preserve">	Glendale, AZ  |  Sep 2019 - Present</w:t>
+        <w:t xml:space="preserve">	Glendale, AZ | Sep 2019 - Present</w:t>
       </w:r>
     </w:p>
     <w:p>
@@ -299,7 +299,7 @@
           <w:sz w:val="21"/>
           <w:szCs w:val="21"/>
         </w:rPr>
-        <w:t xml:space="preserve">	Phoenix, AZ  |  Feb 2025 - June 2025</w:t>
+        <w:t xml:space="preserve">	Phoenix, AZ | Feb 2025 - June 2025</w:t>
       </w:r>
     </w:p>
     <w:p>
@@ -405,7 +405,7 @@
           <w:sz w:val="21"/>
           <w:szCs w:val="21"/>
         </w:rPr>
-        <w:t xml:space="preserve">	Phoenix, AZ  |  Oct 2021 - Oct 2023</w:t>
+        <w:t xml:space="preserve">	Phoenix, AZ | Oct 2021 - Oct 2023</w:t>
       </w:r>
     </w:p>
     <w:p>
@@ -534,7 +534,7 @@
           <w:sz w:val="21"/>
           <w:szCs w:val="21"/>
         </w:rPr>
-        <w:t xml:space="preserve">	Mesa, AZ  |  2025 - Present</w:t>
+        <w:t xml:space="preserve">	Mesa, AZ | 2025 - Present</w:t>
       </w:r>
     </w:p>
     <w:p>
@@ -614,7 +614,7 @@
           <w:sz w:val="22"/>
           <w:szCs w:val="22"/>
         </w:rPr>
-        <w:t xml:space="preserve">DaVinci Resolve (advanced)  •  Color Correction and Grading  •  Log and Wide-Gamut Workflows  •  Adobe Premiere Pro  •  After Effects and Motion Graphics  •  Audition, Audio Cleanup and Mixing  •  Final Cut Pro  •  Photoshop and Lightroom  •  Pacing, Shot Selection, and Visual Storytelling  •  Media Management, Proxies, Codecs, and Delivery Specs  •  Frame.io Review and Versioning  •  Quality Control and Export to Spec  •  Workflow Improvement  •  AI-Assisted Post</w:t>
+        <w:t xml:space="preserve">DaVinci Resolve (advanced) • Color Correction and Grading • Log and Wide-Gamut Workflows • Adobe Premiere Pro • After Effects and Motion Graphics • Audition, Audio Cleanup and Mixing • Final Cut Pro • Photoshop and Lightroom • Pacing, Shot Selection, and Visual Storytelling • Media Management, Proxies, Codecs, and Delivery Specs • Frame.io Review and Versioning • Quality Control and Export to Spec • Workflow Improvement • AI-Assisted Post</w:t>
       </w:r>
     </w:p>
     <w:p>
@@ -891,7 +891,7 @@
     <w:lvl w:ilvl="0" w:tentative="1">
       <w:start w:val="1"/>
       <w:numFmt w:val="bullet"/>
-      <w:lvlText w:val="▪"/>
+      <w:lvlText w:val="•"/>
       <w:lvlJc w:val="left"/>
       <w:pPr>
         <w:ind w:left="280" w:hanging="280"/>
